--- a/az/wisdom-stories/different-path.docx
+++ b/az/wisdom-stories/different-path.docx
@@ -66,7 +66,7 @@
         <w:rPr>
           <w:lang/>
         </w:rPr>
-        <w:t>— Bəlkə daha rahat bir yol var?</w:t>
+        <w:t>— Bəlkə, daha rahat bir yol var?</w:t>
       </w:r>
     </w:p>
     <w:p>
